--- a/vba_src/左右兩張.docx
+++ b/vba_src/左右兩張.docx
@@ -20,10 +20,10 @@
         <w:tblLook w:val="0000" w:firstRow="0" w:lastRow="0" w:firstColumn="0" w:lastColumn="0" w:noHBand="0" w:noVBand="0"/>
       </w:tblPr>
       <w:tblGrid>
-        <w:gridCol w:w="1246"/>
-        <w:gridCol w:w="3639"/>
+        <w:gridCol w:w="1244"/>
+        <w:gridCol w:w="3631"/>
         <w:gridCol w:w="1233"/>
-        <w:gridCol w:w="3598"/>
+        <w:gridCol w:w="3608"/>
       </w:tblGrid>
       <w:tr>
         <w:trPr>
@@ -73,19 +73,6 @@
                 <w:rFonts w:ascii="標楷體" w:eastAsia="標楷體" w:hAnsi="標楷體"/>
               </w:rPr>
               <w:instrText xml:space="preserve"> MERGEFIELD 案由 </w:instrText>
-            </w:r>
-            <w:r>
-              <w:rPr>
-                <w:rFonts w:ascii="標楷體" w:eastAsia="標楷體" w:hAnsi="標楷體"/>
-              </w:rPr>
-              <w:fldChar w:fldCharType="separate"/>
-            </w:r>
-            <w:r>
-              <w:rPr>
-                <w:rFonts w:ascii="標楷體" w:eastAsia="標楷體" w:hAnsi="標楷體"/>
-                <w:noProof/>
-              </w:rPr>
-              <w:t>«案由»</w:t>
             </w:r>
             <w:r>
               <w:rPr>
@@ -158,10 +145,10 @@
             </w:r>
             <w:r>
               <w:rPr>
-                <w:rFonts w:ascii="標楷體" w:eastAsia="標楷體" w:hAnsi="標楷體"/>
+                <w:rFonts w:ascii="標楷體" w:eastAsia="標楷體" w:hAnsi="標楷體" w:hint="eastAsia"/>
                 <w:noProof/>
               </w:rPr>
-              <w:t>«日期»</w:t>
+              <w:t>115年2月3日</w:t>
             </w:r>
             <w:r>
               <w:rPr>
@@ -189,6 +176,11 @@
               <w:tblpPr w:leftFromText="180" w:rightFromText="180" w:vertAnchor="text" w:horzAnchor="margin" w:tblpY="-465"/>
               <w:tblOverlap w:val="never"/>
               <w:tblW w:w="4819" w:type="dxa"/>
+              <w:tblBorders>
+                <w:top w:val="none" w:sz="0" w:space="0" w:color="auto"/>
+                <w:left w:val="none" w:sz="0" w:space="0" w:color="auto"/>
+                <w:right w:val="none" w:sz="0" w:space="0" w:color="auto"/>
+              </w:tblBorders>
               <w:tblLayout w:type="fixed"/>
               <w:tblCellMar>
                 <w:left w:w="0" w:type="dxa"/>
@@ -282,7 +274,7 @@
                       <w:rFonts w:ascii="標楷體"/>
                       <w:noProof/>
                     </w:rPr>
-                    <w:instrText>D:\\PicPick\\Image 001.jpg</w:instrText>
+                    <w:instrText>D:\\PicPick\\Image 003.jpg</w:instrText>
                   </w:r>
                   <w:r>
                     <w:rPr>
@@ -362,7 +354,7 @@
                       <w:rFonts w:ascii="標楷體" w:eastAsia="標楷體" w:hAnsi="標楷體"/>
                       <w:noProof/>
                     </w:rPr>
-                    <w:t>«編號»</w:t>
+                    <w:t>1</w:t>
                   </w:r>
                   <w:r>
                     <w:rPr>
@@ -418,19 +410,6 @@
                       <w:rFonts w:ascii="標楷體" w:eastAsia="標楷體" w:hAnsi="標楷體"/>
                     </w:rPr>
                     <w:instrText xml:space="preserve"> MERGEFIELD 說明 </w:instrText>
-                  </w:r>
-                  <w:r>
-                    <w:rPr>
-                      <w:rFonts w:ascii="標楷體" w:eastAsia="標楷體" w:hAnsi="標楷體"/>
-                    </w:rPr>
-                    <w:fldChar w:fldCharType="separate"/>
-                  </w:r>
-                  <w:r>
-                    <w:rPr>
-                      <w:rFonts w:ascii="標楷體" w:eastAsia="標楷體" w:hAnsi="標楷體"/>
-                      <w:noProof/>
-                    </w:rPr>
-                    <w:t>«說明»</w:t>
                   </w:r>
                   <w:r>
                     <w:rPr>
@@ -463,6 +442,11 @@
               <w:tblpPr w:leftFromText="180" w:rightFromText="180" w:vertAnchor="text" w:horzAnchor="margin" w:tblpY="-477"/>
               <w:tblOverlap w:val="never"/>
               <w:tblW w:w="4762" w:type="dxa"/>
+              <w:tblBorders>
+                <w:top w:val="none" w:sz="0" w:space="0" w:color="auto"/>
+                <w:left w:val="none" w:sz="0" w:space="0" w:color="auto"/>
+                <w:right w:val="none" w:sz="0" w:space="0" w:color="auto"/>
+              </w:tblBorders>
               <w:tblLayout w:type="fixed"/>
               <w:tblCellMar>
                 <w:left w:w="0" w:type="dxa"/>
@@ -507,6 +491,66 @@
                     <w:rPr>
                       <w:rFonts w:ascii="標楷體"/>
                     </w:rPr>
+                    <w:fldChar w:fldCharType="end"/>
+                  </w:r>
+                  <w:r>
+                    <w:rPr>
+                      <w:rFonts w:ascii="標楷體"/>
+                    </w:rPr>
+                    <w:fldChar w:fldCharType="begin"/>
+                  </w:r>
+                  <w:r>
+                    <w:rPr>
+                      <w:rFonts w:ascii="標楷體"/>
+                    </w:rPr>
+                    <w:instrText xml:space="preserve"> </w:instrText>
+                  </w:r>
+                  <w:r>
+                    <w:rPr>
+                      <w:rFonts w:ascii="標楷體"/>
+                    </w:rPr>
+                    <w:instrText>INCLUDEPICTURE</w:instrText>
+                  </w:r>
+                  <w:r>
+                    <w:rPr>
+                      <w:rFonts w:ascii="標楷體" w:hint="eastAsia"/>
+                    </w:rPr>
+                    <w:instrText xml:space="preserve"> "</w:instrText>
+                  </w:r>
+                  <w:r>
+                    <w:rPr>
+                      <w:rFonts w:ascii="標楷體"/>
+                    </w:rPr>
+                    <w:fldChar w:fldCharType="begin"/>
+                  </w:r>
+                  <w:r>
+                    <w:rPr>
+                      <w:rFonts w:ascii="標楷體"/>
+                    </w:rPr>
+                    <w:instrText xml:space="preserve"> </w:instrText>
+                  </w:r>
+                  <w:r>
+                    <w:rPr>
+                      <w:rFonts w:ascii="標楷體" w:hint="eastAsia"/>
+                    </w:rPr>
+                    <w:instrText xml:space="preserve">MERGEFIELD </w:instrText>
+                  </w:r>
+                  <w:r>
+                    <w:rPr>
+                      <w:rFonts w:ascii="標楷體" w:hint="eastAsia"/>
+                    </w:rPr>
+                    <w:instrText>路徑</w:instrText>
+                  </w:r>
+                  <w:r>
+                    <w:rPr>
+                      <w:rFonts w:ascii="標楷體"/>
+                    </w:rPr>
+                    <w:instrText xml:space="preserve"> </w:instrText>
+                  </w:r>
+                  <w:r>
+                    <w:rPr>
+                      <w:rFonts w:ascii="標楷體"/>
+                    </w:rPr>
                     <w:fldChar w:fldCharType="separate"/>
                   </w:r>
                   <w:r>
@@ -514,108 +558,7 @@
                       <w:rFonts w:ascii="標楷體"/>
                       <w:noProof/>
                     </w:rPr>
-                    <w:t>«</w:t>
-                  </w:r>
-                  <w:r>
-                    <w:rPr>
-                      <w:rFonts w:ascii="標楷體" w:hint="eastAsia"/>
-                      <w:noProof/>
-                    </w:rPr>
-                    <w:t>Next Record (</w:t>
-                  </w:r>
-                  <w:r>
-                    <w:rPr>
-                      <w:rFonts w:ascii="標楷體" w:hint="eastAsia"/>
-                      <w:noProof/>
-                    </w:rPr>
-                    <w:t>下一筆紀錄</w:t>
-                  </w:r>
-                  <w:r>
-                    <w:rPr>
-                      <w:rFonts w:ascii="標楷體" w:hint="eastAsia"/>
-                      <w:noProof/>
-                    </w:rPr>
-                    <w:t>)</w:t>
-                  </w:r>
-                  <w:r>
-                    <w:rPr>
-                      <w:rFonts w:ascii="標楷體"/>
-                      <w:noProof/>
-                    </w:rPr>
-                    <w:t>»</w:t>
-                  </w:r>
-                  <w:r>
-                    <w:rPr>
-                      <w:rFonts w:ascii="標楷體"/>
-                    </w:rPr>
-                    <w:fldChar w:fldCharType="end"/>
-                  </w:r>
-                  <w:r>
-                    <w:rPr>
-                      <w:rFonts w:ascii="標楷體"/>
-                    </w:rPr>
-                    <w:fldChar w:fldCharType="begin"/>
-                  </w:r>
-                  <w:r>
-                    <w:rPr>
-                      <w:rFonts w:ascii="標楷體"/>
-                    </w:rPr>
-                    <w:instrText xml:space="preserve"> </w:instrText>
-                  </w:r>
-                  <w:r>
-                    <w:rPr>
-                      <w:rFonts w:ascii="標楷體"/>
-                    </w:rPr>
-                    <w:instrText>INCLUDEPICTURE</w:instrText>
-                  </w:r>
-                  <w:r>
-                    <w:rPr>
-                      <w:rFonts w:ascii="標楷體" w:hint="eastAsia"/>
-                    </w:rPr>
-                    <w:instrText xml:space="preserve"> "</w:instrText>
-                  </w:r>
-                  <w:r>
-                    <w:rPr>
-                      <w:rFonts w:ascii="標楷體"/>
-                    </w:rPr>
-                    <w:fldChar w:fldCharType="begin"/>
-                  </w:r>
-                  <w:r>
-                    <w:rPr>
-                      <w:rFonts w:ascii="標楷體"/>
-                    </w:rPr>
-                    <w:instrText xml:space="preserve"> </w:instrText>
-                  </w:r>
-                  <w:r>
-                    <w:rPr>
-                      <w:rFonts w:ascii="標楷體" w:hint="eastAsia"/>
-                    </w:rPr>
-                    <w:instrText xml:space="preserve">MERGEFIELD </w:instrText>
-                  </w:r>
-                  <w:r>
-                    <w:rPr>
-                      <w:rFonts w:ascii="標楷體" w:hint="eastAsia"/>
-                    </w:rPr>
-                    <w:instrText>路徑</w:instrText>
-                  </w:r>
-                  <w:r>
-                    <w:rPr>
-                      <w:rFonts w:ascii="標楷體"/>
-                    </w:rPr>
-                    <w:instrText xml:space="preserve"> </w:instrText>
-                  </w:r>
-                  <w:r>
-                    <w:rPr>
-                      <w:rFonts w:ascii="標楷體"/>
-                    </w:rPr>
-                    <w:fldChar w:fldCharType="separate"/>
-                  </w:r>
-                  <w:r>
-                    <w:rPr>
-                      <w:rFonts w:ascii="標楷體"/>
-                      <w:noProof/>
-                    </w:rPr>
-                    <w:instrText>D:\\PicPick\\Image 001.jpg</w:instrText>
+                    <w:instrText>D:\\PicPick\\Image 001-1.jpg</w:instrText>
                   </w:r>
                   <w:r>
                     <w:rPr>
@@ -695,7 +638,7 @@
                       <w:rFonts w:ascii="標楷體" w:eastAsia="標楷體" w:hAnsi="標楷體"/>
                       <w:noProof/>
                     </w:rPr>
-                    <w:t>«編號»</w:t>
+                    <w:t>2</w:t>
                   </w:r>
                   <w:r>
                     <w:rPr>
@@ -751,19 +694,6 @@
                       <w:rFonts w:ascii="標楷體" w:eastAsia="標楷體" w:hAnsi="標楷體"/>
                     </w:rPr>
                     <w:instrText xml:space="preserve"> MERGEFIELD 說明 </w:instrText>
-                  </w:r>
-                  <w:r>
-                    <w:rPr>
-                      <w:rFonts w:ascii="標楷體" w:eastAsia="標楷體" w:hAnsi="標楷體"/>
-                    </w:rPr>
-                    <w:fldChar w:fldCharType="separate"/>
-                  </w:r>
-                  <w:r>
-                    <w:rPr>
-                      <w:rFonts w:ascii="標楷體" w:eastAsia="標楷體" w:hAnsi="標楷體"/>
-                      <w:noProof/>
-                    </w:rPr>
-                    <w:t>«說明»</w:t>
                   </w:r>
                   <w:r>
                     <w:rPr>
@@ -802,9 +732,6 @@
       <w:pPr>
         <w:widowControl/>
         <w:spacing w:line="20" w:lineRule="exact"/>
-        <w:rPr>
-          <w:rFonts w:hint="eastAsia"/>
-        </w:rPr>
       </w:pPr>
     </w:p>
     <w:sectPr>
